--- a/eng/docx/07.content.docx
+++ b/eng/docx/07.content.docx
@@ -136,13 +136,6 @@
         <w:rPr>
           <w:lang w:val="en_US" w:bidi="en_US"/>
         </w:rPr>
-      </w:r>
-      <w:r>
-        <w:rPr>
-          <w:i/>
-          <w:lang w:val="en_US" w:bidi="en_US"/>
-        </w:rPr>
-        <w:t>Judges 1:1, Judges 1:4–5, Judges 1:7, Judges 1:10, Judges 1:12–13, Judges 1:15, Judges 1:16, Judges 1:19, Judges 1:21, Judges 1:25–26, Judges 1:28, Judges 1:32, Judges 1:34–35, Judges 2:1, Judges 2:3–4, Judges 2:7, Judges 2:12, Judges 2:15, Judges 2:16, Judges 2:19, Judges 2:21–22, Judges 3:1, Judges 3:4, Judges 3:7, Judges 3:9, Judges 3:12, Judges 3:15, Judges 3:16, Judges 3:19–20, Judges 3:22, Judges 3:24, Judges 3:26, Judges 3:28, Judges 3:31, Judges 4:3, Judges 4:4, Judges 4:7, Judges 4:8–9, Judges 4:11, Judges 4:16, Judges 4:17, Judges 4:19, Judges 4:21, Judges 5:4, Judges 5:6, Judges 5:8, Judges 5:10, Judges 5:13, Judges 5:15, Judges 5:18, Judges 5:20, Judges 5:24, Judges 5:26, Judges 5:28, Judges 5:31, Judges 6:2, Judges 6:3, Judges 6:5, Judges 6:10, Judges 6:11, Judges 6:13, Judges 6:15, Judges 6:18, Judges 6:20, Judges 6:21, Judges 6:22–23, Judges 6:26, Judges 6:27, Judges 6:30, Judges 6:32, Judges 6:36–37, Judges 6:38, Judges 6:39, Judges 7:2–3, Judges 7:4, Judges 7:5, Judges 7:7–8, Judges 7:10–11, Judges 7:13–14, Judges 7:16, Judges 7:19, Judges 7:22, Judges 7:24, Judges 8:1, Judges 8:5, Judges 8:6, Judges 8:8–9, Judges 8:11, Judges 8:15–16, Judges 8:18–19, Judges 8:20, Judges 8:23, Judges 8:24, Judges 8:27, Judges 8:27 (#2), Judges 8:33, Judges 9:1, Judges 9:3, Judges 9:4, Judges 9:5, Judges 9:7, Judges 9:18, Judges 9:20, Judges 9:20 (#2), Judges 9:23–24, Judges 9:25, Judges 9:28–29, Judges 9:30, Judges 9:31, Judges 9:36, Judges 9:38, Judges 9:40, Judges 9:45, Judges 9:46, Judges 9:48–49, Judges 9:52–53, Judges 9:54, Judges 9:57, Judges 10:1, Judges 10:6–7, Judges 10:9, Judges 10:14, Judges 10:16, Judges 11:1, Judges 11:5–6, Judges 11:7–8, Judges 11:9, Judges 11:12–13, Judges 11:17, Judges 11:18, Judges 11:21, Judges 11:26, Judges 11:30, Judges 11:32, Judges 11:34, Judges 11:36–37, Judges 11:39, Judges 12:1, Judges 12:4, Judges 12:5–6, Judges 13:2, Judges 13:5, Judges 13:6, Judges 13:9, Judges 13:12, Judges 13:16, Judges 13:19–20, Judges 13:25, Judges 14:2, Judges 14:3, Judges 14:6, Judges 14:8, Judges 14:13, Judges 14:15, Judges 14:17, Judges 14:19, Judges 15:1, Judges 15:3–4, Judges 15:6, Judges 15:7–8, Judges 15:9–10, Judges 15:12, Judges 15:15, Judges 15:18, Judges 15:19, Judges 16:2, Judges 16:3, Judges 16:5, Judges 16:9, Judges 16:12, Judges 16:16, Judges 16:17, Judges 16:19, Judges 16:21, Judges 16:23, Judges 16:26, Judges 16:28, Judges 16:30, Judges 17:2, Judges 17:3, Judges 17:5, Judges 17:8, Judges 17:10, Judges 17:13, Judges 18:1, Judges 18:5, Judges 18:9, Judges 18:14, Judges 18:17, Judges 18:24, Judges 18:26, Judges 18:28, Judges 18:30, Judges 19:1, Judges 19:3, Judges 19:5–6, Judges 19:7, Judges 19:9, Judges 19:12, Judges 19:15, Judges 19:16, Judges 19:20, Judges 19:22, Judges 19:24, Judges 19:25–26, Judges 19:28, Judges 19:29, Judges 20:1, Judges 20:5, Judges 20:9, Judges 20:13, Judges 20:14, Judges 20:16, Judges 20:18, Judges 20:26, Judges 20:27, Judges 20:32, Judges 20:36, Judges 20:38, Judges 20:42, Judges 20:47, Judges 21:1, Judges 21:3, Judges 21:5, Judges 21:8, Judges 21:12, Judges 21:14, Judges 21:19, Judges 21:21, Judges 21:22, Judges 21:25</w:t>
       </w:r>
       <w:r>
         <w:rPr>

--- a/eng/docx/07.content.docx
+++ b/eng/docx/07.content.docx
@@ -123,19 +123,6 @@
           <w:lang w:val="en_US" w:bidi="en_US"/>
         </w:rPr>
         <w:t>JDG</w:t>
-      </w:r>
-      <w:r>
-        <w:rPr>
-          <w:lang w:val="en_US" w:bidi="en_US"/>
-        </w:rPr>
-      </w:r>
-    </w:p>
-    <w:p>
-      <w:pPr/>
-      <w:r>
-        <w:rPr>
-          <w:lang w:val="en_US" w:bidi="en_US"/>
-        </w:rPr>
       </w:r>
       <w:r>
         <w:rPr>

--- a/eng/docx/07.content.docx
+++ b/eng/docx/07.content.docx
@@ -19,7 +19,7 @@
         <w:rPr>
           <w:lang w:val="en_US" w:bidi="en_US"/>
         </w:rPr>
-        <w:t>Resource: Translation Questions (unfoldingWord)</w:t>
+        <w:t>Resource: unfoldingWord® Translation Questions</w:t>
       </w:r>
       <w:r>
         <w:rPr>
@@ -85,7 +85,7 @@
         <w:rPr>
           <w:lang w:val="en_US" w:bidi="en_US"/>
         </w:rPr>
-        <w:t>Translation Questions (unfoldingWord)</w:t>
+        <w:t>unfoldingWord® Translation Questions</w:t>
       </w:r>
     </w:p>
     <w:p>
